--- a/docs/event/print/scout-card.docx
+++ b/docs/event/print/scout-card.docx
@@ -267,11 +267,21 @@
               <w:rPr>
                 <w:b/>
               </w:rPr>
-              <w:t>Offline · 2 held</w:t>
-            </w:r>
-            <w:r>
-              <w:rPr/>
-              <w:t xml:space="preserve"> means it is waiting on this laptop: keep the page open, never clear the browser, and tell the lead scout. </w:t>
+              <w:t>Offline · 1 held</w:t>
+            </w:r>
+            <w:r>
+              <w:rPr/>
+              <w:t xml:space="preserve"> means it is waiting on this laptop: </w:t>
+            </w:r>
+            <w:r>
+              <w:rPr>
+                <w:b/>
+              </w:rPr>
+              <w:t>do not reload, click a link or close the tab</w:t>
+            </w:r>
+            <w:r>
+              <w:rPr/>
+              <w:t xml:space="preserve"> (the page will not come back until the server does), never clear the browser, tell the lead scout, and switch to paper. </w:t>
             </w:r>
           </w:p>
           <w:p>
@@ -750,11 +760,21 @@
               <w:rPr>
                 <w:b/>
               </w:rPr>
-              <w:t>Offline · 2 held</w:t>
-            </w:r>
-            <w:r>
-              <w:rPr/>
-              <w:t xml:space="preserve"> means it is waiting on this laptop: keep the page open, never clear the browser, and tell the lead scout. </w:t>
+              <w:t>Offline · 1 held</w:t>
+            </w:r>
+            <w:r>
+              <w:rPr/>
+              <w:t xml:space="preserve"> means it is waiting on this laptop: </w:t>
+            </w:r>
+            <w:r>
+              <w:rPr>
+                <w:b/>
+              </w:rPr>
+              <w:t>do not reload, click a link or close the tab</w:t>
+            </w:r>
+            <w:r>
+              <w:rPr/>
+              <w:t xml:space="preserve"> (the page will not come back until the server does), never clear the browser, tell the lead scout, and switch to paper. </w:t>
             </w:r>
           </w:p>
           <w:p>

--- a/docs/event/print/scout-card.docx
+++ b/docs/event/print/scout-card.docx
@@ -84,21 +84,21 @@
               <w:rPr>
                 <w:b/>
               </w:rPr>
+              <w:t>https://tealteam.local/</w:t>
+            </w:r>
+            <w:r>
+              <w:rPr/>
+              <w:t xml:space="preserve"> (a certificate warning: use </w:t>
+            </w:r>
+            <w:r>
+              <w:rPr>
+                <w:b/>
+              </w:rPr>
               <w:t>http://tealteam.local/</w:t>
             </w:r>
             <w:r>
               <w:rPr/>
-              <w:t xml:space="preserve"> (or </w:t>
-            </w:r>
-            <w:r>
-              <w:rPr>
-                <w:b/>
-              </w:rPr>
-              <w:t>http://10.101.0.1/</w:t>
-            </w:r>
-            <w:r>
-              <w:rPr/>
-              <w:t xml:space="preserve">) and press </w:t>
+              <w:t xml:space="preserve"> and tell the lead) and press </w:t>
             </w:r>
             <w:r>
               <w:rPr>
@@ -577,21 +577,21 @@
               <w:rPr>
                 <w:b/>
               </w:rPr>
+              <w:t>https://tealteam.local/</w:t>
+            </w:r>
+            <w:r>
+              <w:rPr/>
+              <w:t xml:space="preserve"> (a certificate warning: use </w:t>
+            </w:r>
+            <w:r>
+              <w:rPr>
+                <w:b/>
+              </w:rPr>
               <w:t>http://tealteam.local/</w:t>
             </w:r>
             <w:r>
               <w:rPr/>
-              <w:t xml:space="preserve"> (or </w:t>
-            </w:r>
-            <w:r>
-              <w:rPr>
-                <w:b/>
-              </w:rPr>
-              <w:t>http://10.101.0.1/</w:t>
-            </w:r>
-            <w:r>
-              <w:rPr/>
-              <w:t xml:space="preserve">) and press </w:t>
+              <w:t xml:space="preserve"> and tell the lead) and press </w:t>
             </w:r>
             <w:r>
               <w:rPr>

--- a/docs/event/print/scout-card.docx
+++ b/docs/event/print/scout-card.docx
@@ -247,7 +247,7 @@
               <w:rPr>
                 <w:b/>
               </w:rPr>
-              <w:t>Check the chip in the header:</w:t>
+              <w:t>Check the chip:</w:t>
             </w:r>
             <w:r>
               <w:rPr/>
@@ -261,7 +261,7 @@
             </w:r>
             <w:r>
               <w:rPr/>
-              <w:t xml:space="preserve"> means the server has it. </w:t>
+              <w:t xml:space="preserve">: the server has it. </w:t>
             </w:r>
             <w:r>
               <w:rPr>
@@ -271,17 +271,27 @@
             </w:r>
             <w:r>
               <w:rPr/>
-              <w:t xml:space="preserve"> means it is waiting on this laptop: </w:t>
-            </w:r>
-            <w:r>
-              <w:rPr>
-                <w:b/>
-              </w:rPr>
-              <w:t>do not reload, click a link or close the tab</w:t>
-            </w:r>
-            <w:r>
-              <w:rPr/>
-              <w:t xml:space="preserve"> (the page will not come back until the server does), never clear the browser, tell the lead scout, and switch to paper. </w:t>
+              <w:t xml:space="preserve">: kept on this laptop, sent when the server is back; never clear the browser. </w:t>
+            </w:r>
+            <w:r>
+              <w:rPr>
+                <w:b/>
+              </w:rPr>
+              <w:t>Padlock (https):</w:t>
+            </w:r>
+            <w:r>
+              <w:rPr/>
+              <w:t xml:space="preserve"> keep scouting, each save is held. </w:t>
+            </w:r>
+            <w:r>
+              <w:rPr>
+                <w:b/>
+              </w:rPr>
+              <w:t>No padlock:</w:t>
+            </w:r>
+            <w:r>
+              <w:rPr/>
+              <w:t xml:space="preserve"> do not reload or leave the page; tell the lead, switch to paper. </w:t>
             </w:r>
           </w:p>
           <w:p>
@@ -469,7 +479,7 @@
               <w:rPr>
                 <w:b/>
               </w:rPr>
-              <w:t>App down?</w:t>
+              <w:t>The laptop itself fails, or http with no server?</w:t>
             </w:r>
             <w:r>
               <w:rPr/>
@@ -740,7 +750,7 @@
               <w:rPr>
                 <w:b/>
               </w:rPr>
-              <w:t>Check the chip in the header:</w:t>
+              <w:t>Check the chip:</w:t>
             </w:r>
             <w:r>
               <w:rPr/>
@@ -754,7 +764,7 @@
             </w:r>
             <w:r>
               <w:rPr/>
-              <w:t xml:space="preserve"> means the server has it. </w:t>
+              <w:t xml:space="preserve">: the server has it. </w:t>
             </w:r>
             <w:r>
               <w:rPr>
@@ -764,17 +774,27 @@
             </w:r>
             <w:r>
               <w:rPr/>
-              <w:t xml:space="preserve"> means it is waiting on this laptop: </w:t>
-            </w:r>
-            <w:r>
-              <w:rPr>
-                <w:b/>
-              </w:rPr>
-              <w:t>do not reload, click a link or close the tab</w:t>
-            </w:r>
-            <w:r>
-              <w:rPr/>
-              <w:t xml:space="preserve"> (the page will not come back until the server does), never clear the browser, tell the lead scout, and switch to paper. </w:t>
+              <w:t xml:space="preserve">: kept on this laptop, sent when the server is back; never clear the browser. </w:t>
+            </w:r>
+            <w:r>
+              <w:rPr>
+                <w:b/>
+              </w:rPr>
+              <w:t>Padlock (https):</w:t>
+            </w:r>
+            <w:r>
+              <w:rPr/>
+              <w:t xml:space="preserve"> keep scouting, each save is held. </w:t>
+            </w:r>
+            <w:r>
+              <w:rPr>
+                <w:b/>
+              </w:rPr>
+              <w:t>No padlock:</w:t>
+            </w:r>
+            <w:r>
+              <w:rPr/>
+              <w:t xml:space="preserve"> do not reload or leave the page; tell the lead, switch to paper. </w:t>
             </w:r>
           </w:p>
           <w:p>
@@ -962,7 +982,7 @@
               <w:rPr>
                 <w:b/>
               </w:rPr>
-              <w:t>App down?</w:t>
+              <w:t>The laptop itself fails, or http with no server?</w:t>
             </w:r>
             <w:r>
               <w:rPr/>
